--- a/최종산출물/1. 기획안/[1조] 기획안_현대이지웰_최종프로젝트.docx
+++ b/최종산출물/1. 기획안/[1조] 기획안_현대이지웰_최종프로젝트.docx
@@ -186,6 +186,7 @@
                 <w:b/>
               </w:rPr>
             </w:pPr>
+            <w:proofErr w:type="spellStart"/>
             <w:r>
               <w:rPr>
                 <w:rFonts w:ascii="나눔스퀘어" w:eastAsia="나눔스퀘어" w:hAnsi="나눔스퀘어" w:hint="eastAsia"/>
@@ -193,6 +194,7 @@
               </w:rPr>
               <w:t>티켓팅마스터</w:t>
             </w:r>
+            <w:proofErr w:type="spellEnd"/>
           </w:p>
         </w:tc>
       </w:tr>
@@ -258,18 +260,34 @@
                 <w:rFonts w:ascii="나눔스퀘어" w:eastAsia="나눔스퀘어" w:hAnsi="나눔스퀘어"/>
               </w:rPr>
             </w:pPr>
+            <w:proofErr w:type="spellStart"/>
             <w:r>
               <w:rPr>
                 <w:rFonts w:ascii="나눔스퀘어" w:eastAsia="나눔스퀘어" w:hAnsi="나눔스퀘어" w:cs="Arial Unicode MS"/>
               </w:rPr>
-              <w:t>팀명:</w:t>
+              <w:t>팀명</w:t>
+            </w:r>
+            <w:proofErr w:type="spellEnd"/>
+            <w:r>
+              <w:rPr>
+                <w:rFonts w:ascii="나눔스퀘어" w:eastAsia="나눔스퀘어" w:hAnsi="나눔스퀘어" w:cs="Arial Unicode MS"/>
+              </w:rPr>
+              <w:t>:</w:t>
             </w:r>
             <w:r>
               <w:rPr>
                 <w:rFonts w:ascii="나눔스퀘어" w:eastAsia="나눔스퀘어" w:hAnsi="나눔스퀘어" w:cs="Arial Unicode MS" w:hint="eastAsia"/>
               </w:rPr>
-              <w:t xml:space="preserve"> 티켓팅마스터</w:t>
-            </w:r>
+              <w:t xml:space="preserve"> </w:t>
+            </w:r>
+            <w:proofErr w:type="spellStart"/>
+            <w:r>
+              <w:rPr>
+                <w:rFonts w:ascii="나눔스퀘어" w:eastAsia="나눔스퀘어" w:hAnsi="나눔스퀘어" w:cs="Arial Unicode MS" w:hint="eastAsia"/>
+              </w:rPr>
+              <w:t>티켓팅마스터</w:t>
+            </w:r>
+            <w:proofErr w:type="spellEnd"/>
           </w:p>
           <w:p>
             <w:pPr>
@@ -304,11 +322,19 @@
               </w:rPr>
               <w:t xml:space="preserve">팀원: </w:t>
             </w:r>
+            <w:proofErr w:type="spellStart"/>
             <w:r>
               <w:rPr>
                 <w:rFonts w:ascii="나눔스퀘어" w:eastAsia="나눔스퀘어" w:hAnsi="나눔스퀘어" w:cs="Arial Unicode MS" w:hint="eastAsia"/>
               </w:rPr>
-              <w:t>김소강, 이인성, 이지원</w:t>
+              <w:t>김소강</w:t>
+            </w:r>
+            <w:proofErr w:type="spellEnd"/>
+            <w:r>
+              <w:rPr>
+                <w:rFonts w:ascii="나눔스퀘어" w:eastAsia="나눔스퀘어" w:hAnsi="나눔스퀘어" w:cs="Arial Unicode MS" w:hint="eastAsia"/>
+              </w:rPr>
+              <w:t>, 이인성, 이지원</w:t>
             </w:r>
           </w:p>
         </w:tc>
@@ -375,12 +401,42 @@
                 <w:lang w:val="en-US"/>
               </w:rPr>
             </w:pPr>
+            <w:proofErr w:type="spellStart"/>
+            <w:r>
+              <w:rPr>
+                <w:lang w:val="en-US"/>
+              </w:rPr>
+              <w:t>E</w:t>
+            </w:r>
+            <w:proofErr w:type="spellEnd"/>
+            <w:r>
+              <w:rPr>
+                <w:lang w:val="en-US"/>
+              </w:rPr>
+              <w:t>-</w:t>
+            </w:r>
             <w:r>
               <w:rPr>
                 <w:rFonts w:hint="eastAsia"/>
                 <w:lang w:val="en-US"/>
               </w:rPr>
-              <w:t>스포츠 매치 티켓팅 플랫폼</w:t>
+              <w:t xml:space="preserve">스포츠 매치 </w:t>
+            </w:r>
+            <w:proofErr w:type="spellStart"/>
+            <w:r>
+              <w:rPr>
+                <w:rFonts w:hint="eastAsia"/>
+                <w:lang w:val="en-US"/>
+              </w:rPr>
+              <w:t>티켓팅</w:t>
+            </w:r>
+            <w:proofErr w:type="spellEnd"/>
+            <w:r>
+              <w:rPr>
+                <w:rFonts w:hint="eastAsia"/>
+                <w:lang w:val="en-US"/>
+              </w:rPr>
+              <w:t xml:space="preserve"> 플랫폼</w:t>
             </w:r>
           </w:p>
         </w:tc>
@@ -528,7 +584,39 @@
                 <w:rFonts w:ascii="나눔스퀘어" w:eastAsia="나눔스퀘어" w:hAnsi="나눔스퀘어" w:hint="eastAsia"/>
                 <w:bCs/>
               </w:rPr>
-              <w:t>실제 티켓팅 환경과 유사한 대기열 + 좌석 기반 예매 흐름 구현</w:t>
+              <w:t xml:space="preserve">실제 </w:t>
+            </w:r>
+            <w:proofErr w:type="spellStart"/>
+            <w:r>
+              <w:rPr>
+                <w:rFonts w:ascii="나눔스퀘어" w:eastAsia="나눔스퀘어" w:hAnsi="나눔스퀘어" w:hint="eastAsia"/>
+                <w:bCs/>
+              </w:rPr>
+              <w:t>티켓팅</w:t>
+            </w:r>
+            <w:proofErr w:type="spellEnd"/>
+            <w:r>
+              <w:rPr>
+                <w:rFonts w:ascii="나눔스퀘어" w:eastAsia="나눔스퀘어" w:hAnsi="나눔스퀘어" w:hint="eastAsia"/>
+                <w:bCs/>
+              </w:rPr>
+              <w:t xml:space="preserve"> 환경과 유사한 </w:t>
+            </w:r>
+            <w:proofErr w:type="spellStart"/>
+            <w:r>
+              <w:rPr>
+                <w:rFonts w:ascii="나눔스퀘어" w:eastAsia="나눔스퀘어" w:hAnsi="나눔스퀘어" w:hint="eastAsia"/>
+                <w:bCs/>
+              </w:rPr>
+              <w:t>대기열</w:t>
+            </w:r>
+            <w:proofErr w:type="spellEnd"/>
+            <w:r>
+              <w:rPr>
+                <w:rFonts w:ascii="나눔스퀘어" w:eastAsia="나눔스퀘어" w:hAnsi="나눔스퀘어" w:hint="eastAsia"/>
+                <w:bCs/>
+              </w:rPr>
+              <w:t xml:space="preserve"> + 좌석 기반 예매 흐름 구현</w:t>
             </w:r>
           </w:p>
           <w:p>
@@ -680,21 +768,41 @@
                 <w:lang w:val="en-US"/>
               </w:rPr>
             </w:pPr>
-            <w:r>
-              <w:rPr>
-                <w:rFonts w:ascii="나눔스퀘어" w:eastAsia="나눔스퀘어" w:hAnsi="나눔스퀘어" w:hint="eastAsia"/>
-                <w:bCs/>
-              </w:rPr>
-              <w:t xml:space="preserve">프론트엔드: </w:t>
-            </w:r>
-            <w:r>
-              <w:rPr>
-                <w:rFonts w:ascii="나눔스퀘어" w:eastAsia="나눔스퀘어" w:hAnsi="나눔스퀘어"/>
-                <w:bCs/>
-                <w:lang w:val="en-US"/>
-              </w:rPr>
-              <w:t xml:space="preserve">React, </w:t>
-            </w:r>
+            <w:proofErr w:type="spellStart"/>
+            <w:r>
+              <w:rPr>
+                <w:rFonts w:ascii="나눔스퀘어" w:eastAsia="나눔스퀘어" w:hAnsi="나눔스퀘어" w:hint="eastAsia"/>
+                <w:bCs/>
+              </w:rPr>
+              <w:t>프론트엔드</w:t>
+            </w:r>
+            <w:proofErr w:type="spellEnd"/>
+            <w:r>
+              <w:rPr>
+                <w:rFonts w:ascii="나눔스퀘어" w:eastAsia="나눔스퀘어" w:hAnsi="나눔스퀘어" w:hint="eastAsia"/>
+                <w:bCs/>
+              </w:rPr>
+              <w:t xml:space="preserve">: </w:t>
+            </w:r>
+            <w:proofErr w:type="spellStart"/>
+            <w:r>
+              <w:rPr>
+                <w:rFonts w:ascii="나눔스퀘어" w:eastAsia="나눔스퀘어" w:hAnsi="나눔스퀘어"/>
+                <w:bCs/>
+                <w:lang w:val="en-US"/>
+              </w:rPr>
+              <w:t>React</w:t>
+            </w:r>
+            <w:proofErr w:type="spellEnd"/>
+            <w:r>
+              <w:rPr>
+                <w:rFonts w:ascii="나눔스퀘어" w:eastAsia="나눔스퀘어" w:hAnsi="나눔스퀘어"/>
+                <w:bCs/>
+                <w:lang w:val="en-US"/>
+              </w:rPr>
+              <w:t xml:space="preserve">, </w:t>
+            </w:r>
+            <w:proofErr w:type="spellStart"/>
             <w:r>
               <w:rPr>
                 <w:rFonts w:ascii="나눔스퀘어" w:eastAsia="나눔스퀘어" w:hAnsi="나눔스퀘어"/>
@@ -711,14 +819,25 @@
               </w:rPr>
               <w:t>script</w:t>
             </w:r>
-            <w:r>
-              <w:rPr>
-                <w:rFonts w:ascii="나눔스퀘어" w:eastAsia="나눔스퀘어" w:hAnsi="나눔스퀘어"/>
-                <w:bCs/>
-                <w:lang w:val="en-US"/>
-              </w:rPr>
-              <w:t>, TailwindCSS</w:t>
-            </w:r>
+            <w:proofErr w:type="spellEnd"/>
+            <w:r>
+              <w:rPr>
+                <w:rFonts w:ascii="나눔스퀘어" w:eastAsia="나눔스퀘어" w:hAnsi="나눔스퀘어"/>
+                <w:bCs/>
+                <w:lang w:val="en-US"/>
+              </w:rPr>
+              <w:t xml:space="preserve">, </w:t>
+            </w:r>
+            <w:proofErr w:type="spellStart"/>
+            <w:r>
+              <w:rPr>
+                <w:rFonts w:ascii="나눔스퀘어" w:eastAsia="나눔스퀘어" w:hAnsi="나눔스퀘어"/>
+                <w:bCs/>
+                <w:lang w:val="en-US"/>
+              </w:rPr>
+              <w:t>TailwindCSS</w:t>
+            </w:r>
+            <w:proofErr w:type="spellEnd"/>
           </w:p>
           <w:p>
             <w:pPr>
@@ -734,6 +853,7 @@
                 <w:lang w:val="en-US"/>
               </w:rPr>
             </w:pPr>
+            <w:proofErr w:type="spellStart"/>
             <w:r>
               <w:rPr>
                 <w:rFonts w:ascii="나눔스퀘어" w:eastAsia="나눔스퀘어" w:hAnsi="나눔스퀘어" w:hint="eastAsia"/>
@@ -741,8 +861,18 @@
                 <w:lang w:val="en-US"/>
               </w:rPr>
               <w:lastRenderedPageBreak/>
-              <w:t xml:space="preserve">백엔드: </w:t>
-            </w:r>
+              <w:t>백엔드</w:t>
+            </w:r>
+            <w:proofErr w:type="spellEnd"/>
+            <w:r>
+              <w:rPr>
+                <w:rFonts w:ascii="나눔스퀘어" w:eastAsia="나눔스퀘어" w:hAnsi="나눔스퀘어" w:hint="eastAsia"/>
+                <w:bCs/>
+                <w:lang w:val="en-US"/>
+              </w:rPr>
+              <w:t xml:space="preserve">: </w:t>
+            </w:r>
+            <w:proofErr w:type="spellStart"/>
             <w:r>
               <w:rPr>
                 <w:rFonts w:ascii="나눔스퀘어" w:eastAsia="나눔스퀘어" w:hAnsi="나눔스퀘어"/>
@@ -751,6 +881,7 @@
               </w:rPr>
               <w:t>Spring</w:t>
             </w:r>
+            <w:proofErr w:type="spellEnd"/>
             <w:r>
               <w:rPr>
                 <w:rFonts w:ascii="나눔스퀘어" w:eastAsia="나눔스퀘어" w:hAnsi="나눔스퀘어" w:hint="eastAsia"/>
@@ -759,6 +890,7 @@
               </w:rPr>
               <w:t xml:space="preserve"> </w:t>
             </w:r>
+            <w:proofErr w:type="spellStart"/>
             <w:r>
               <w:rPr>
                 <w:rFonts w:ascii="나눔스퀘어" w:eastAsia="나눔스퀘어" w:hAnsi="나눔스퀘어"/>
@@ -767,14 +899,25 @@
               </w:rPr>
               <w:t>Boot</w:t>
             </w:r>
-            <w:r>
-              <w:rPr>
-                <w:rFonts w:ascii="나눔스퀘어" w:eastAsia="나눔스퀘어" w:hAnsi="나눔스퀘어"/>
-                <w:bCs/>
-                <w:lang w:val="en-US"/>
-              </w:rPr>
-              <w:t>, Java</w:t>
-            </w:r>
+            <w:proofErr w:type="spellEnd"/>
+            <w:r>
+              <w:rPr>
+                <w:rFonts w:ascii="나눔스퀘어" w:eastAsia="나눔스퀘어" w:hAnsi="나눔스퀘어"/>
+                <w:bCs/>
+                <w:lang w:val="en-US"/>
+              </w:rPr>
+              <w:t xml:space="preserve">, </w:t>
+            </w:r>
+            <w:proofErr w:type="spellStart"/>
+            <w:r>
+              <w:rPr>
+                <w:rFonts w:ascii="나눔스퀘어" w:eastAsia="나눔스퀘어" w:hAnsi="나눔스퀘어"/>
+                <w:bCs/>
+                <w:lang w:val="en-US"/>
+              </w:rPr>
+              <w:t>Java</w:t>
+            </w:r>
+            <w:proofErr w:type="spellEnd"/>
             <w:r>
               <w:rPr>
                 <w:rFonts w:ascii="나눔스퀘어" w:eastAsia="나눔스퀘어" w:hAnsi="나눔스퀘어"/>
@@ -812,16 +955,26 @@
                 <w:bCs/>
                 <w:lang w:val="en-US"/>
               </w:rPr>
-              <w:t>MySQL</w:t>
-            </w:r>
-            <w:r>
-              <w:rPr>
-                <w:rFonts w:ascii="나눔스퀘어" w:eastAsia="나눔스퀘어" w:hAnsi="나눔스퀘어"/>
-                <w:bCs/>
-                <w:lang w:val="en-US"/>
-              </w:rPr>
-              <w:t>, Redis</w:t>
-            </w:r>
+              <w:t>Oracle</w:t>
+            </w:r>
+            <w:r>
+              <w:rPr>
+                <w:rFonts w:ascii="나눔스퀘어" w:eastAsia="나눔스퀘어" w:hAnsi="나눔스퀘어"/>
+                <w:bCs/>
+                <w:lang w:val="en-US"/>
+              </w:rPr>
+              <w:t xml:space="preserve">, </w:t>
+            </w:r>
+            <w:proofErr w:type="spellStart"/>
+            <w:r>
+              <w:rPr>
+                <w:rFonts w:ascii="나눔스퀘어" w:eastAsia="나눔스퀘어" w:hAnsi="나눔스퀘어"/>
+                <w:bCs/>
+                <w:lang w:val="en-US"/>
+              </w:rPr>
+              <w:t>Redis</w:t>
+            </w:r>
+            <w:proofErr w:type="spellEnd"/>
           </w:p>
           <w:p>
             <w:pPr>
@@ -845,14 +998,34 @@
               </w:rPr>
               <w:t xml:space="preserve">그 외: </w:t>
             </w:r>
-            <w:r>
-              <w:rPr>
-                <w:rFonts w:ascii="나눔스퀘어" w:eastAsia="나눔스퀘어" w:hAnsi="나눔스퀘어"/>
-                <w:bCs/>
-                <w:lang w:val="en-US"/>
-              </w:rPr>
-              <w:t>Docker, AWS, Jira</w:t>
-            </w:r>
+            <w:proofErr w:type="spellStart"/>
+            <w:r>
+              <w:rPr>
+                <w:rFonts w:ascii="나눔스퀘어" w:eastAsia="나눔스퀘어" w:hAnsi="나눔스퀘어"/>
+                <w:bCs/>
+                <w:lang w:val="en-US"/>
+              </w:rPr>
+              <w:t>Docker</w:t>
+            </w:r>
+            <w:proofErr w:type="spellEnd"/>
+            <w:r>
+              <w:rPr>
+                <w:rFonts w:ascii="나눔스퀘어" w:eastAsia="나눔스퀘어" w:hAnsi="나눔스퀘어"/>
+                <w:bCs/>
+                <w:lang w:val="en-US"/>
+              </w:rPr>
+              <w:t xml:space="preserve">, AWS, </w:t>
+            </w:r>
+            <w:proofErr w:type="spellStart"/>
+            <w:r>
+              <w:rPr>
+                <w:rFonts w:ascii="나눔스퀘어" w:eastAsia="나눔스퀘어" w:hAnsi="나눔스퀘어"/>
+                <w:bCs/>
+                <w:lang w:val="en-US"/>
+              </w:rPr>
+              <w:t>Jira</w:t>
+            </w:r>
+            <w:proofErr w:type="spellEnd"/>
           </w:p>
         </w:tc>
       </w:tr>
@@ -1019,7 +1192,23 @@
                 <w:rFonts w:ascii="나눔스퀘어" w:eastAsia="나눔스퀘어" w:hAnsi="나눔스퀘어" w:hint="eastAsia"/>
                 <w:bCs/>
               </w:rPr>
-              <w:t>모 트래픽 환경에서 대기열 기반 입장 제어와 좌석 선점 시스템을 통해 안정적인 티켓 예매를 제공하는 것</w:t>
+              <w:t xml:space="preserve">모 트래픽 환경에서 </w:t>
+            </w:r>
+            <w:proofErr w:type="spellStart"/>
+            <w:r>
+              <w:rPr>
+                <w:rFonts w:ascii="나눔스퀘어" w:eastAsia="나눔스퀘어" w:hAnsi="나눔스퀘어" w:hint="eastAsia"/>
+                <w:bCs/>
+              </w:rPr>
+              <w:t>대기열</w:t>
+            </w:r>
+            <w:proofErr w:type="spellEnd"/>
+            <w:r>
+              <w:rPr>
+                <w:rFonts w:ascii="나눔스퀘어" w:eastAsia="나눔스퀘어" w:hAnsi="나눔스퀘어" w:hint="eastAsia"/>
+                <w:bCs/>
+              </w:rPr>
+              <w:t xml:space="preserve"> 기반 입장 제어와 좌석 선점 시스템을 통해 안정적인 티켓 예매를 제공하는 것</w:t>
             </w:r>
           </w:p>
         </w:tc>
@@ -1173,21 +1362,49 @@
                 <w:lang w:val="en-US"/>
               </w:rPr>
             </w:pPr>
+            <w:proofErr w:type="spellStart"/>
             <w:r>
               <w:rPr>
                 <w:rFonts w:ascii="나눔스퀘어" w:eastAsia="나눔스퀘어" w:hAnsi="나눔스퀘어" w:hint="eastAsia"/>
                 <w:b/>
                 <w:lang w:val="en-US"/>
               </w:rPr>
-              <w:t>대기열 기능:</w:t>
-            </w:r>
-            <w:r>
-              <w:rPr>
-                <w:rFonts w:ascii="나눔스퀘어" w:eastAsia="나눔스퀘어" w:hAnsi="나눔스퀘어" w:hint="eastAsia"/>
-                <w:bCs/>
-                <w:lang w:val="en-US"/>
-              </w:rPr>
-              <w:t xml:space="preserve"> 대기열 진입, 사용자 순번 부여, 현재 순번 조회, 일정 인원만 예매 페이지 진입 허용</w:t>
+              <w:t>대기열</w:t>
+            </w:r>
+            <w:proofErr w:type="spellEnd"/>
+            <w:r>
+              <w:rPr>
+                <w:rFonts w:ascii="나눔스퀘어" w:eastAsia="나눔스퀘어" w:hAnsi="나눔스퀘어" w:hint="eastAsia"/>
+                <w:b/>
+                <w:lang w:val="en-US"/>
+              </w:rPr>
+              <w:t xml:space="preserve"> 기능:</w:t>
+            </w:r>
+            <w:r>
+              <w:rPr>
+                <w:rFonts w:ascii="나눔스퀘어" w:eastAsia="나눔스퀘어" w:hAnsi="나눔스퀘어" w:hint="eastAsia"/>
+                <w:bCs/>
+                <w:lang w:val="en-US"/>
+              </w:rPr>
+              <w:t xml:space="preserve"> </w:t>
+            </w:r>
+            <w:proofErr w:type="spellStart"/>
+            <w:r>
+              <w:rPr>
+                <w:rFonts w:ascii="나눔스퀘어" w:eastAsia="나눔스퀘어" w:hAnsi="나눔스퀘어" w:hint="eastAsia"/>
+                <w:bCs/>
+                <w:lang w:val="en-US"/>
+              </w:rPr>
+              <w:t>대기열</w:t>
+            </w:r>
+            <w:proofErr w:type="spellEnd"/>
+            <w:r>
+              <w:rPr>
+                <w:rFonts w:ascii="나눔스퀘어" w:eastAsia="나눔스퀘어" w:hAnsi="나눔스퀘어" w:hint="eastAsia"/>
+                <w:bCs/>
+                <w:lang w:val="en-US"/>
+              </w:rPr>
+              <w:t xml:space="preserve"> 진입, 사용자 순번 부여, 현재 순번 조회, 일정 인원만 예매 페이지 진입 허용</w:t>
             </w:r>
           </w:p>
           <w:p>
@@ -1520,13 +1737,23 @@
                 <w:lang w:val="en-US"/>
               </w:rPr>
             </w:pPr>
+            <w:proofErr w:type="spellStart"/>
             <w:r>
               <w:rPr>
                 <w:rFonts w:ascii="나눔스퀘어" w:eastAsia="나눔스퀘어" w:hAnsi="나눔스퀘어" w:hint="eastAsia"/>
                 <w:b/>
                 <w:lang w:val="en-US"/>
               </w:rPr>
-              <w:t>대기열 기반 입장 제어</w:t>
+              <w:t>대기열</w:t>
+            </w:r>
+            <w:proofErr w:type="spellEnd"/>
+            <w:r>
+              <w:rPr>
+                <w:rFonts w:ascii="나눔스퀘어" w:eastAsia="나눔스퀘어" w:hAnsi="나눔스퀘어" w:hint="eastAsia"/>
+                <w:b/>
+                <w:lang w:val="en-US"/>
+              </w:rPr>
+              <w:t xml:space="preserve"> 기반 입장 제어</w:t>
             </w:r>
             <w:r>
               <w:rPr>
@@ -1625,6 +1852,7 @@
                 <w:lang w:val="en-US"/>
               </w:rPr>
             </w:pPr>
+            <w:proofErr w:type="spellStart"/>
             <w:r>
               <w:rPr>
                 <w:rFonts w:ascii="나눔스퀘어" w:eastAsia="나눔스퀘어" w:hAnsi="나눔스퀘어"/>
@@ -1633,6 +1861,7 @@
               </w:rPr>
               <w:t>Redis</w:t>
             </w:r>
+            <w:proofErr w:type="spellEnd"/>
             <w:r>
               <w:rPr>
                 <w:rFonts w:ascii="나눔스퀘어" w:eastAsia="나눔스퀘어" w:hAnsi="나눔스퀘어" w:hint="eastAsia"/>
@@ -1641,6 +1870,7 @@
               </w:rPr>
               <w:t xml:space="preserve"> 기반 </w:t>
             </w:r>
+            <w:proofErr w:type="spellStart"/>
             <w:r>
               <w:rPr>
                 <w:rFonts w:ascii="나눔스퀘어" w:eastAsia="나눔스퀘어" w:hAnsi="나눔스퀘어"/>
@@ -1649,6 +1879,7 @@
               </w:rPr>
               <w:t>Queue</w:t>
             </w:r>
+            <w:proofErr w:type="spellEnd"/>
             <w:r>
               <w:rPr>
                 <w:rFonts w:ascii="나눔스퀘어" w:eastAsia="나눔스퀘어" w:hAnsi="나눔스퀘어" w:hint="eastAsia"/>
@@ -1993,6 +2224,7 @@
                 <w:lang w:val="en-US"/>
               </w:rPr>
             </w:pPr>
+            <w:proofErr w:type="spellStart"/>
             <w:r>
               <w:rPr>
                 <w:rFonts w:ascii="나눔스퀘어" w:eastAsia="나눔스퀘어" w:hAnsi="나눔스퀘어"/>
@@ -2001,6 +2233,7 @@
               </w:rPr>
               <w:t>Redis</w:t>
             </w:r>
+            <w:proofErr w:type="spellEnd"/>
           </w:p>
           <w:p>
             <w:pPr>
@@ -2017,21 +2250,41 @@
                 <w:lang w:val="en-US"/>
               </w:rPr>
             </w:pPr>
-            <w:r>
-              <w:rPr>
-                <w:rFonts w:ascii="나눔스퀘어" w:eastAsia="나눔스퀘어" w:hAnsi="나눔스퀘어"/>
-                <w:bCs/>
-                <w:lang w:val="en-US"/>
-              </w:rPr>
-              <w:t>Queue (</w:t>
-            </w:r>
-            <w:r>
-              <w:rPr>
-                <w:rFonts w:ascii="나눔스퀘어" w:eastAsia="나눔스퀘어" w:hAnsi="나눔스퀘어" w:hint="eastAsia"/>
-                <w:bCs/>
-                <w:lang w:val="en-US"/>
-              </w:rPr>
-              <w:t>대기열)</w:t>
+            <w:proofErr w:type="spellStart"/>
+            <w:r>
+              <w:rPr>
+                <w:rFonts w:ascii="나눔스퀘어" w:eastAsia="나눔스퀘어" w:hAnsi="나눔스퀘어"/>
+                <w:bCs/>
+                <w:lang w:val="en-US"/>
+              </w:rPr>
+              <w:t>Queue</w:t>
+            </w:r>
+            <w:proofErr w:type="spellEnd"/>
+            <w:r>
+              <w:rPr>
+                <w:rFonts w:ascii="나눔스퀘어" w:eastAsia="나눔스퀘어" w:hAnsi="나눔스퀘어"/>
+                <w:bCs/>
+                <w:lang w:val="en-US"/>
+              </w:rPr>
+              <w:t xml:space="preserve"> (</w:t>
+            </w:r>
+            <w:proofErr w:type="spellStart"/>
+            <w:r>
+              <w:rPr>
+                <w:rFonts w:ascii="나눔스퀘어" w:eastAsia="나눔스퀘어" w:hAnsi="나눔스퀘어" w:hint="eastAsia"/>
+                <w:bCs/>
+                <w:lang w:val="en-US"/>
+              </w:rPr>
+              <w:t>대기열</w:t>
+            </w:r>
+            <w:proofErr w:type="spellEnd"/>
+            <w:r>
+              <w:rPr>
+                <w:rFonts w:ascii="나눔스퀘어" w:eastAsia="나눔스퀘어" w:hAnsi="나눔스퀘어" w:hint="eastAsia"/>
+                <w:bCs/>
+                <w:lang w:val="en-US"/>
+              </w:rPr>
+              <w:t>)</w:t>
             </w:r>
           </w:p>
           <w:p>
@@ -2049,6 +2302,7 @@
                 <w:lang w:val="en-US"/>
               </w:rPr>
             </w:pPr>
+            <w:proofErr w:type="spellStart"/>
             <w:r>
               <w:rPr>
                 <w:rFonts w:ascii="나눔스퀘어" w:eastAsia="나눔스퀘어" w:hAnsi="나눔스퀘어"/>
@@ -2057,6 +2311,7 @@
               </w:rPr>
               <w:t>Lock</w:t>
             </w:r>
+            <w:proofErr w:type="spellEnd"/>
             <w:r>
               <w:rPr>
                 <w:rFonts w:ascii="나눔스퀘어" w:eastAsia="나눔스퀘어" w:hAnsi="나눔스퀘어" w:hint="eastAsia"/>
@@ -2185,6 +2440,7 @@
                 <w:lang w:val="en-US"/>
               </w:rPr>
             </w:pPr>
+            <w:proofErr w:type="spellStart"/>
             <w:r>
               <w:rPr>
                 <w:rFonts w:ascii="나눔스퀘어" w:eastAsia="나눔스퀘어" w:hAnsi="나눔스퀘어" w:hint="eastAsia"/>
@@ -2193,6 +2449,7 @@
               </w:rPr>
               <w:t>스케쥴러</w:t>
             </w:r>
+            <w:proofErr w:type="spellEnd"/>
           </w:p>
         </w:tc>
         <w:tc>
@@ -2524,7 +2781,61 @@
         <w:sz w:val="21"/>
         <w:szCs w:val="21"/>
       </w:rPr>
-      <w:t>[현대이지웰] Java 풀스택 개발자 아카데미</w:t>
+      <w:t>[</w:t>
+    </w:r>
+    <w:proofErr w:type="spellStart"/>
+    <w:r>
+      <w:rPr>
+        <w:rFonts w:ascii="나눔스퀘어 ExtraBold" w:eastAsia="나눔스퀘어 ExtraBold" w:hAnsi="나눔스퀘어 ExtraBold" w:cs="Arial Unicode MS" w:hint="eastAsia"/>
+        <w:sz w:val="21"/>
+        <w:szCs w:val="21"/>
+      </w:rPr>
+      <w:t>현대이지웰</w:t>
+    </w:r>
+    <w:proofErr w:type="spellEnd"/>
+    <w:r>
+      <w:rPr>
+        <w:rFonts w:ascii="나눔스퀘어 ExtraBold" w:eastAsia="나눔스퀘어 ExtraBold" w:hAnsi="나눔스퀘어 ExtraBold" w:cs="Arial Unicode MS" w:hint="eastAsia"/>
+        <w:sz w:val="21"/>
+        <w:szCs w:val="21"/>
+      </w:rPr>
+      <w:t xml:space="preserve">] </w:t>
+    </w:r>
+    <w:proofErr w:type="spellStart"/>
+    <w:r>
+      <w:rPr>
+        <w:rFonts w:ascii="나눔스퀘어 ExtraBold" w:eastAsia="나눔스퀘어 ExtraBold" w:hAnsi="나눔스퀘어 ExtraBold" w:cs="Arial Unicode MS" w:hint="eastAsia"/>
+        <w:sz w:val="21"/>
+        <w:szCs w:val="21"/>
+      </w:rPr>
+      <w:t>Java</w:t>
+    </w:r>
+    <w:proofErr w:type="spellEnd"/>
+    <w:r>
+      <w:rPr>
+        <w:rFonts w:ascii="나눔스퀘어 ExtraBold" w:eastAsia="나눔스퀘어 ExtraBold" w:hAnsi="나눔스퀘어 ExtraBold" w:cs="Arial Unicode MS" w:hint="eastAsia"/>
+        <w:sz w:val="21"/>
+        <w:szCs w:val="21"/>
+      </w:rPr>
+      <w:t xml:space="preserve"> </w:t>
+    </w:r>
+    <w:proofErr w:type="spellStart"/>
+    <w:r>
+      <w:rPr>
+        <w:rFonts w:ascii="나눔스퀘어 ExtraBold" w:eastAsia="나눔스퀘어 ExtraBold" w:hAnsi="나눔스퀘어 ExtraBold" w:cs="Arial Unicode MS" w:hint="eastAsia"/>
+        <w:sz w:val="21"/>
+        <w:szCs w:val="21"/>
+      </w:rPr>
+      <w:t>풀스택</w:t>
+    </w:r>
+    <w:proofErr w:type="spellEnd"/>
+    <w:r>
+      <w:rPr>
+        <w:rFonts w:ascii="나눔스퀘어 ExtraBold" w:eastAsia="나눔스퀘어 ExtraBold" w:hAnsi="나눔스퀘어 ExtraBold" w:cs="Arial Unicode MS" w:hint="eastAsia"/>
+        <w:sz w:val="21"/>
+        <w:szCs w:val="21"/>
+      </w:rPr>
+      <w:t xml:space="preserve"> 개발자 아카데미</w:t>
     </w:r>
   </w:p>
 </w:hdr>
